--- a/Documento_Sprint1_Grupo5_OWASP_ZAP.docx
+++ b/Documento_Sprint1_Grupo5_OWASP_ZAP.docx
@@ -3525,7 +3525,10 @@
           </w:tcPr>
           <w:p>
             <w:r>
-              <w:t>Romano Alejo</w:t>
+              <w:t xml:space="preserve">Romano </w:t>
+            </w:r>
+            <w:r>
+              <w:t>Ariel</w:t>
             </w:r>
           </w:p>
         </w:tc>
@@ -3692,159 +3695,265 @@
     </w:p>
     <w:p>
       <w:pPr>
-        <w:rPr>
-          <w:lang w:val="es-AR"/>
-        </w:rPr>
-      </w:pPr>
-      <w:r>
-        <w:rPr>
-          <w:lang w:val="es-AR"/>
-        </w:rPr>
-        <w:t>1. Iniciar OWASP Juice Shop en el contenedor local y verificar que responda.</w:t>
-      </w:r>
-    </w:p>
-    <w:p>
-      <w:pPr>
-        <w:rPr>
-          <w:lang w:val="es-AR"/>
-        </w:rPr>
-      </w:pPr>
-      <w:r>
-        <w:rPr>
-          <w:lang w:val="es-AR"/>
-        </w:rPr>
-        <w:t>2. Abrir OWASP ZAP y crear/iniciar una sesión de trabajo para el laboratorio.</w:t>
-      </w:r>
-    </w:p>
-    <w:p>
-      <w:pPr>
-        <w:rPr>
-          <w:lang w:val="es-AR"/>
-        </w:rPr>
-      </w:pPr>
-      <w:r>
-        <w:rPr>
-          <w:lang w:val="es-AR"/>
-        </w:rPr>
-        <w:t>3. Configurar la navegación de forma que el tráfico de Juice Shop pase por ZAP (por ejemplo, utilizando el navegador lanzado desde ZAP o la configuración de proxy correspondiente).</w:t>
-      </w:r>
-    </w:p>
-    <w:p>
-      <w:pPr>
-        <w:rPr>
-          <w:lang w:val="es-AR"/>
-        </w:rPr>
-      </w:pPr>
-      <w:r>
-        <w:rPr>
-          <w:lang w:val="es-AR"/>
-        </w:rPr>
-        <w:t>4. Navegar manualmente por diferentes secciones del sistema, incluyendo registro/inicio de sesión con datos ficticios si corresponde.</w:t>
-      </w:r>
-    </w:p>
-    <w:p>
-      <w:pPr>
-        <w:rPr>
-          <w:lang w:val="es-AR"/>
-        </w:rPr>
-      </w:pPr>
-      <w:r>
-        <w:rPr>
-          <w:lang w:val="es-AR"/>
-        </w:rPr>
-        <w:t>5. Observar el árbol de sitios y las alertas generadas por el análisis pasivo.</w:t>
-      </w:r>
-    </w:p>
-    <w:p>
-      <w:pPr>
-        <w:rPr>
-          <w:lang w:val="es-AR"/>
-        </w:rPr>
-      </w:pPr>
-      <w:r>
-        <w:rPr>
-          <w:lang w:val="es-AR"/>
-        </w:rPr>
-        <w:t xml:space="preserve">6. NO ejecutar Active </w:t>
-      </w:r>
-      <w:proofErr w:type="spellStart"/>
-      <w:r>
-        <w:rPr>
-          <w:lang w:val="es-AR"/>
-        </w:rPr>
-        <w:t>Scan</w:t>
-      </w:r>
-      <w:proofErr w:type="spellEnd"/>
-      <w:r>
-        <w:rPr>
-          <w:lang w:val="es-AR"/>
-        </w:rPr>
-        <w:t xml:space="preserve"> durante este sprint.</w:t>
-      </w:r>
-    </w:p>
-    <w:p>
-      <w:pPr>
-        <w:rPr>
-          <w:lang w:val="es-AR"/>
-        </w:rPr>
-      </w:pPr>
-      <w:r>
-        <w:rPr>
-          <w:lang w:val="es-AR"/>
-        </w:rPr>
-        <w:t>7. Revisar las alertas y registrar, sin exagerar conclusiones, qué evidencia muestra ZAP.</w:t>
-      </w:r>
-    </w:p>
-    <w:p>
-      <w:pPr>
-        <w:rPr>
-          <w:lang w:val="es-AR"/>
-        </w:rPr>
-      </w:pPr>
-      <w:r>
-        <w:rPr>
-          <w:lang w:val="es-AR"/>
-        </w:rPr>
-        <w:t xml:space="preserve">8. Exportar el reporte del escaneo pasivo y guardarlo en </w:t>
-      </w:r>
-      <w:proofErr w:type="spellStart"/>
-      <w:r>
-        <w:rPr>
-          <w:lang w:val="es-AR"/>
-        </w:rPr>
-        <w:t>Carpeta_Evidencias</w:t>
-      </w:r>
-      <w:proofErr w:type="spellEnd"/>
-      <w:r>
-        <w:rPr>
-          <w:lang w:val="es-AR"/>
-        </w:rPr>
-        <w:t>/Reportes/.</w:t>
-      </w:r>
-    </w:p>
-    <w:p>
-      <w:pPr>
-        <w:rPr>
-          <w:lang w:val="es-AR"/>
-        </w:rPr>
-      </w:pPr>
-      <w:r>
-        <w:rPr>
-          <w:lang w:val="es-AR"/>
-        </w:rPr>
-        <w:t>9. Tomar las capturas requeridas con nombre de usuario visible y registrar fecha/hora.</w:t>
-      </w:r>
-    </w:p>
-    <w:p>
-      <w:pPr>
         <w:pStyle w:val="Ttulo2"/>
-      </w:pPr>
-      <w:r>
-        <w:t xml:space="preserve">9.1. </w:t>
-      </w:r>
-      <w:proofErr w:type="spellStart"/>
-      <w:r>
-        <w:t>Registro</w:t>
+        <w:rPr>
+          <w:b w:val="0"/>
+          <w:bCs w:val="0"/>
+          <w:color w:val="auto"/>
+          <w:sz w:val="22"/>
+          <w:szCs w:val="22"/>
+          <w:lang w:val="es-AR"/>
+        </w:rPr>
+      </w:pPr>
+      <w:r>
+        <w:rPr>
+          <w:b w:val="0"/>
+          <w:bCs w:val="0"/>
+          <w:color w:val="auto"/>
+          <w:sz w:val="22"/>
+          <w:szCs w:val="22"/>
+          <w:lang w:val="es-AR"/>
+        </w:rPr>
+        <w:t>1. Iniciar OWASP Juice Shop.</w:t>
+      </w:r>
+    </w:p>
+    <w:p>
+      <w:pPr>
+        <w:pStyle w:val="Ttulo2"/>
+        <w:rPr>
+          <w:b w:val="0"/>
+          <w:bCs w:val="0"/>
+          <w:color w:val="auto"/>
+          <w:sz w:val="22"/>
+          <w:szCs w:val="22"/>
+          <w:lang w:val="es-AR"/>
+        </w:rPr>
+      </w:pPr>
+      <w:r>
+        <w:rPr>
+          <w:b w:val="0"/>
+          <w:bCs w:val="0"/>
+          <w:color w:val="auto"/>
+          <w:sz w:val="22"/>
+          <w:szCs w:val="22"/>
+          <w:lang w:val="es-AR"/>
+        </w:rPr>
+        <w:t>Se inició OWASP Juice Shop mediante Docker en un entorno local y controlado. Posteriormente se verificó su correcto funcionamiento accediendo a la aplicación mediante localhost:3000.</w:t>
+      </w:r>
+    </w:p>
+    <w:p>
+      <w:pPr>
+        <w:pStyle w:val="Ttulo2"/>
+        <w:rPr>
+          <w:b w:val="0"/>
+          <w:bCs w:val="0"/>
+          <w:color w:val="auto"/>
+          <w:sz w:val="22"/>
+          <w:szCs w:val="22"/>
+          <w:lang w:val="es-AR"/>
+        </w:rPr>
+      </w:pPr>
+      <w:r>
+        <w:rPr>
+          <w:b w:val="0"/>
+          <w:bCs w:val="0"/>
+          <w:color w:val="auto"/>
+          <w:sz w:val="22"/>
+          <w:szCs w:val="22"/>
+          <w:lang w:val="es-AR"/>
+        </w:rPr>
+        <w:t>2. Abrir OWASP ZAP.</w:t>
+      </w:r>
+    </w:p>
+    <w:p>
+      <w:pPr>
+        <w:pStyle w:val="Ttulo2"/>
+        <w:rPr>
+          <w:b w:val="0"/>
+          <w:bCs w:val="0"/>
+          <w:color w:val="auto"/>
+          <w:sz w:val="22"/>
+          <w:szCs w:val="22"/>
+          <w:lang w:val="es-AR"/>
+        </w:rPr>
+      </w:pPr>
+      <w:r>
+        <w:rPr>
+          <w:b w:val="0"/>
+          <w:bCs w:val="0"/>
+          <w:color w:val="auto"/>
+          <w:sz w:val="22"/>
+          <w:szCs w:val="22"/>
+          <w:lang w:val="es-AR"/>
+        </w:rPr>
+        <w:t>Se inició OWASP ZAP 2.17.0 y se preparó una sesión de trabajo destinada exclusivamente al análisis del entorno local de OWASP Juice Shop.</w:t>
+      </w:r>
+    </w:p>
+    <w:p>
+      <w:pPr>
+        <w:pStyle w:val="Ttulo2"/>
+        <w:rPr>
+          <w:b w:val="0"/>
+          <w:bCs w:val="0"/>
+          <w:color w:val="auto"/>
+          <w:sz w:val="22"/>
+          <w:szCs w:val="22"/>
+          <w:lang w:val="es-AR"/>
+        </w:rPr>
+      </w:pPr>
+      <w:r>
+        <w:rPr>
+          <w:b w:val="0"/>
+          <w:bCs w:val="0"/>
+          <w:color w:val="auto"/>
+          <w:sz w:val="22"/>
+          <w:szCs w:val="22"/>
+          <w:lang w:val="es-AR"/>
+        </w:rPr>
+        <w:t>3. Realizar la exploración manual.</w:t>
+      </w:r>
+    </w:p>
+    <w:p>
+      <w:pPr>
+        <w:pStyle w:val="Ttulo2"/>
+        <w:rPr>
+          <w:b w:val="0"/>
+          <w:bCs w:val="0"/>
+          <w:color w:val="auto"/>
+          <w:sz w:val="22"/>
+          <w:szCs w:val="22"/>
+          <w:lang w:val="es-AR"/>
+        </w:rPr>
+      </w:pPr>
+      <w:r>
+        <w:rPr>
+          <w:b w:val="0"/>
+          <w:bCs w:val="0"/>
+          <w:color w:val="auto"/>
+          <w:sz w:val="22"/>
+          <w:szCs w:val="22"/>
+          <w:lang w:val="es-AR"/>
+        </w:rPr>
+        <w:t>Desde la opción “Exploración Manual” de OWASP ZAP se ingresó la dirección local de Juice Shop. Se inició el navegador desde ZAP para permitir que el tráfico generado durante la navegación fuera observado por la herramienta.</w:t>
+      </w:r>
+    </w:p>
+    <w:p>
+      <w:pPr>
+        <w:pStyle w:val="Ttulo2"/>
+        <w:rPr>
+          <w:b w:val="0"/>
+          <w:bCs w:val="0"/>
+          <w:color w:val="auto"/>
+          <w:sz w:val="22"/>
+          <w:szCs w:val="22"/>
+          <w:lang w:val="es-AR"/>
+        </w:rPr>
+      </w:pPr>
+      <w:r>
+        <w:rPr>
+          <w:b w:val="0"/>
+          <w:bCs w:val="0"/>
+          <w:color w:val="auto"/>
+          <w:sz w:val="22"/>
+          <w:szCs w:val="22"/>
+          <w:lang w:val="es-AR"/>
+        </w:rPr>
+        <w:t>4. Navegar por Juice Shop.</w:t>
+      </w:r>
+    </w:p>
+    <w:p>
+      <w:pPr>
+        <w:pStyle w:val="Ttulo2"/>
+        <w:rPr>
+          <w:b w:val="0"/>
+          <w:bCs w:val="0"/>
+          <w:color w:val="auto"/>
+          <w:sz w:val="22"/>
+          <w:szCs w:val="22"/>
+          <w:lang w:val="es-AR"/>
+        </w:rPr>
+      </w:pPr>
+      <w:r>
+        <w:rPr>
+          <w:b w:val="0"/>
+          <w:bCs w:val="0"/>
+          <w:color w:val="auto"/>
+          <w:sz w:val="22"/>
+          <w:szCs w:val="22"/>
+          <w:lang w:val="es-AR"/>
+        </w:rPr>
+        <w:t>Se recorrieron diferentes secciones de la aplicación, generando solicitudes y respuestas HTTP que fueron registradas y analizadas automáticamente por OWASP ZAP.</w:t>
+      </w:r>
+    </w:p>
+    <w:p>
+      <w:pPr>
+        <w:pStyle w:val="Ttulo2"/>
+        <w:rPr>
+          <w:b w:val="0"/>
+          <w:bCs w:val="0"/>
+          <w:color w:val="auto"/>
+          <w:sz w:val="22"/>
+          <w:szCs w:val="22"/>
+          <w:lang w:val="es-AR"/>
+        </w:rPr>
+      </w:pPr>
+      <w:r>
+        <w:rPr>
+          <w:b w:val="0"/>
+          <w:bCs w:val="0"/>
+          <w:color w:val="auto"/>
+          <w:sz w:val="22"/>
+          <w:szCs w:val="22"/>
+          <w:lang w:val="es-AR"/>
+        </w:rPr>
+        <w:t>5. Escaneo pasivo.</w:t>
+      </w:r>
+    </w:p>
+    <w:p>
+      <w:pPr>
+        <w:pStyle w:val="Ttulo2"/>
+        <w:rPr>
+          <w:b w:val="0"/>
+          <w:bCs w:val="0"/>
+          <w:color w:val="auto"/>
+          <w:sz w:val="22"/>
+          <w:szCs w:val="22"/>
+          <w:lang w:val="es-AR"/>
+        </w:rPr>
+      </w:pPr>
+      <w:r>
+        <w:rPr>
+          <w:b w:val="0"/>
+          <w:bCs w:val="0"/>
+          <w:color w:val="auto"/>
+          <w:sz w:val="22"/>
+          <w:szCs w:val="22"/>
+          <w:lang w:val="es-AR"/>
+        </w:rPr>
+        <w:t>Durante esta etapa se utilizó exclusivamente el análisis pasivo. No se ejecutó ningún escaneo activo ni acciones destinadas a explotar vulnerabilidades.</w:t>
+      </w:r>
+      <w:r>
+        <w:rPr>
+          <w:b w:val="0"/>
+          <w:bCs w:val="0"/>
+          <w:color w:val="auto"/>
+          <w:sz w:val="22"/>
+          <w:szCs w:val="22"/>
+          <w:lang w:val="es-AR"/>
+        </w:rPr>
+        <w:t xml:space="preserve"> </w:t>
+      </w:r>
+    </w:p>
+    <w:p>
+      <w:pPr>
+        <w:pStyle w:val="Ttulo2"/>
+      </w:pPr>
+      <w:r>
+        <w:t>9.1. R</w:t>
+      </w:r>
+      <w:proofErr w:type="spellStart"/>
+      <w:r>
+        <w:t>egistro</w:t>
       </w:r>
       <w:proofErr w:type="spellEnd"/>
       <w:r>
@@ -3862,8 +3971,8 @@
     <w:tbl>
       <w:tblPr>
         <w:tblStyle w:val="a2"/>
-        <w:tblW w:w="9405" w:type="dxa"/>
-        <w:tblInd w:w="-108" w:type="dxa"/>
+        <w:tblW w:w="11766" w:type="dxa"/>
+        <w:tblInd w:w="-1139" w:type="dxa"/>
         <w:tblBorders>
           <w:top w:val="single" w:sz="4" w:space="0" w:color="000000"/>
           <w:left w:val="single" w:sz="4" w:space="0" w:color="000000"/>
@@ -3876,16 +3985,16 @@
         <w:tblLook w:val="0400" w:firstRow="0" w:lastRow="0" w:firstColumn="0" w:lastColumn="0" w:noHBand="0" w:noVBand="1"/>
       </w:tblPr>
       <w:tblGrid>
-        <w:gridCol w:w="1881"/>
-        <w:gridCol w:w="1881"/>
-        <w:gridCol w:w="1881"/>
-        <w:gridCol w:w="1881"/>
-        <w:gridCol w:w="1881"/>
+        <w:gridCol w:w="1134"/>
+        <w:gridCol w:w="2268"/>
+        <w:gridCol w:w="2127"/>
+        <w:gridCol w:w="2126"/>
+        <w:gridCol w:w="4111"/>
       </w:tblGrid>
       <w:tr>
         <w:tc>
           <w:tcPr>
-            <w:tcW w:w="1881" w:type="dxa"/>
+            <w:tcW w:w="1134" w:type="dxa"/>
           </w:tcPr>
           <w:p>
             <w:proofErr w:type="spellStart"/>
@@ -3897,7 +4006,7 @@
         </w:tc>
         <w:tc>
           <w:tcPr>
-            <w:tcW w:w="1881" w:type="dxa"/>
+            <w:tcW w:w="2268" w:type="dxa"/>
           </w:tcPr>
           <w:p>
             <w:proofErr w:type="spellStart"/>
@@ -3909,7 +4018,7 @@
         </w:tc>
         <w:tc>
           <w:tcPr>
-            <w:tcW w:w="1881" w:type="dxa"/>
+            <w:tcW w:w="2127" w:type="dxa"/>
           </w:tcPr>
           <w:p>
             <w:proofErr w:type="spellStart"/>
@@ -3929,7 +4038,7 @@
         </w:tc>
         <w:tc>
           <w:tcPr>
-            <w:tcW w:w="1881" w:type="dxa"/>
+            <w:tcW w:w="2126" w:type="dxa"/>
           </w:tcPr>
           <w:p>
             <w:proofErr w:type="spellStart"/>
@@ -3949,7 +4058,7 @@
         </w:tc>
         <w:tc>
           <w:tcPr>
-            <w:tcW w:w="1881" w:type="dxa"/>
+            <w:tcW w:w="4111" w:type="dxa"/>
           </w:tcPr>
           <w:p>
             <w:proofErr w:type="spellStart"/>
@@ -3963,7 +4072,7 @@
       <w:tr>
         <w:tc>
           <w:tcPr>
-            <w:tcW w:w="1881" w:type="dxa"/>
+            <w:tcW w:w="1134" w:type="dxa"/>
           </w:tcPr>
           <w:p>
             <w:pPr>
@@ -3975,13 +4084,13 @@
               <w:rPr>
                 <w:lang w:val="es-AR"/>
               </w:rPr>
-              <w:t>[Completar después de la ejecución real]</w:t>
-            </w:r>
-          </w:p>
-        </w:tc>
-        <w:tc>
-          <w:tcPr>
-            <w:tcW w:w="1881" w:type="dxa"/>
+              <w:t>21/9</w:t>
+            </w:r>
+          </w:p>
+        </w:tc>
+        <w:tc>
+          <w:tcPr>
+            <w:tcW w:w="2268" w:type="dxa"/>
           </w:tcPr>
           <w:p>
             <w:pPr>
@@ -3989,17 +4098,25 @@
                 <w:lang w:val="es-AR"/>
               </w:rPr>
             </w:pPr>
-            <w:r>
-              <w:rPr>
-                <w:lang w:val="es-AR"/>
-              </w:rPr>
-              <w:t>[Completar después de la ejecución real]</w:t>
-            </w:r>
-          </w:p>
-        </w:tc>
-        <w:tc>
-          <w:tcPr>
-            <w:tcW w:w="1881" w:type="dxa"/>
+            <w:proofErr w:type="spellStart"/>
+            <w:r>
+              <w:rPr>
+                <w:lang w:val="es-AR"/>
+              </w:rPr>
+              <w:t>Joaquin</w:t>
+            </w:r>
+            <w:proofErr w:type="spellEnd"/>
+            <w:r>
+              <w:rPr>
+                <w:lang w:val="es-AR"/>
+              </w:rPr>
+              <w:t xml:space="preserve"> Brandan</w:t>
+            </w:r>
+          </w:p>
+        </w:tc>
+        <w:tc>
+          <w:tcPr>
+            <w:tcW w:w="2127" w:type="dxa"/>
           </w:tcPr>
           <w:p>
             <w:pPr>
@@ -4011,13 +4128,19 @@
               <w:rPr>
                 <w:lang w:val="es-AR"/>
               </w:rPr>
-              <w:t>[Completar después de la ejecución real]</w:t>
-            </w:r>
-          </w:p>
-        </w:tc>
-        <w:tc>
-          <w:tcPr>
-            <w:tcW w:w="1881" w:type="dxa"/>
+              <w:t>16</w:t>
+            </w:r>
+            <w:r>
+              <w:rPr>
+                <w:lang w:val="es-AR"/>
+              </w:rPr>
+              <w:t xml:space="preserve"> tipos de alertas</w:t>
+            </w:r>
+          </w:p>
+        </w:tc>
+        <w:tc>
+          <w:tcPr>
+            <w:tcW w:w="2126" w:type="dxa"/>
           </w:tcPr>
           <w:p>
             <w:pPr>
@@ -4029,13 +4152,13 @@
               <w:rPr>
                 <w:lang w:val="es-AR"/>
               </w:rPr>
-              <w:t>[Completar después de la ejecución real]</w:t>
-            </w:r>
-          </w:p>
-        </w:tc>
-        <w:tc>
-          <w:tcPr>
-            <w:tcW w:w="1881" w:type="dxa"/>
+              <w:t>Si</w:t>
+            </w:r>
+          </w:p>
+        </w:tc>
+        <w:tc>
+          <w:tcPr>
+            <w:tcW w:w="4111" w:type="dxa"/>
           </w:tcPr>
           <w:p>
             <w:pPr>
@@ -4047,7 +4170,56 @@
               <w:rPr>
                 <w:lang w:val="es-AR"/>
               </w:rPr>
-              <w:t>[Completar después de la ejecución real]</w:t>
+              <w:t xml:space="preserve">Se realizo la exportación manual de </w:t>
+            </w:r>
+            <w:proofErr w:type="spellStart"/>
+            <w:r>
+              <w:rPr>
+                <w:lang w:val="es-AR"/>
+              </w:rPr>
+              <w:t>juice</w:t>
+            </w:r>
+            <w:proofErr w:type="spellEnd"/>
+            <w:r>
+              <w:rPr>
+                <w:lang w:val="es-AR"/>
+              </w:rPr>
+              <w:t xml:space="preserve"> shop en localhost:3000</w:t>
+            </w:r>
+            <w:r>
+              <w:rPr>
+                <w:lang w:val="es-AR"/>
+              </w:rPr>
+              <w:br/>
+              <w:t xml:space="preserve">se </w:t>
+            </w:r>
+            <w:proofErr w:type="spellStart"/>
+            <w:r>
+              <w:rPr>
+                <w:lang w:val="es-AR"/>
+              </w:rPr>
+              <w:t>detecto</w:t>
+            </w:r>
+            <w:proofErr w:type="spellEnd"/>
+            <w:r>
+              <w:rPr>
+                <w:lang w:val="es-AR"/>
+              </w:rPr>
+              <w:t xml:space="preserve"> alertas mediante análisis pasivo no se </w:t>
+            </w:r>
+            <w:proofErr w:type="spellStart"/>
+            <w:r>
+              <w:rPr>
+                <w:lang w:val="es-AR"/>
+              </w:rPr>
+              <w:t>realizo</w:t>
+            </w:r>
+            <w:proofErr w:type="spellEnd"/>
+            <w:r>
+              <w:rPr>
+                <w:lang w:val="es-AR"/>
+              </w:rPr>
+              <w:t xml:space="preserve"> escaneo activo</w:t>
             </w:r>
           </w:p>
         </w:tc>
@@ -4055,7 +4227,7 @@
       <w:tr>
         <w:tc>
           <w:tcPr>
-            <w:tcW w:w="1881" w:type="dxa"/>
+            <w:tcW w:w="1134" w:type="dxa"/>
           </w:tcPr>
           <w:p>
             <w:pPr>
@@ -4067,13 +4239,25 @@
               <w:rPr>
                 <w:lang w:val="es-AR"/>
               </w:rPr>
-              <w:t>[Completar después de la ejecución real]</w:t>
-            </w:r>
-          </w:p>
-        </w:tc>
-        <w:tc>
-          <w:tcPr>
-            <w:tcW w:w="1881" w:type="dxa"/>
+              <w:t>2</w:t>
+            </w:r>
+            <w:r>
+              <w:rPr>
+                <w:lang w:val="es-AR"/>
+              </w:rPr>
+              <w:t>0</w:t>
+            </w:r>
+            <w:r>
+              <w:rPr>
+                <w:lang w:val="es-AR"/>
+              </w:rPr>
+              <w:t>/9</w:t>
+            </w:r>
+          </w:p>
+        </w:tc>
+        <w:tc>
+          <w:tcPr>
+            <w:tcW w:w="2268" w:type="dxa"/>
           </w:tcPr>
           <w:p>
             <w:pPr>
@@ -4085,13 +4269,21 @@
               <w:rPr>
                 <w:lang w:val="es-AR"/>
               </w:rPr>
-              <w:t>[Completar después de la ejecución real]</w:t>
-            </w:r>
-          </w:p>
-        </w:tc>
-        <w:tc>
-          <w:tcPr>
-            <w:tcW w:w="1881" w:type="dxa"/>
+              <w:t xml:space="preserve">Burgos </w:t>
+            </w:r>
+            <w:proofErr w:type="spellStart"/>
+            <w:r>
+              <w:rPr>
+                <w:lang w:val="es-AR"/>
+              </w:rPr>
+              <w:t>Jose</w:t>
+            </w:r>
+            <w:proofErr w:type="spellEnd"/>
+          </w:p>
+        </w:tc>
+        <w:tc>
+          <w:tcPr>
+            <w:tcW w:w="2127" w:type="dxa"/>
           </w:tcPr>
           <w:p>
             <w:pPr>
@@ -4103,13 +4295,25 @@
               <w:rPr>
                 <w:lang w:val="es-AR"/>
               </w:rPr>
-              <w:t>[Completar después de la ejecución real]</w:t>
-            </w:r>
-          </w:p>
-        </w:tc>
-        <w:tc>
-          <w:tcPr>
-            <w:tcW w:w="1881" w:type="dxa"/>
+              <w:t>1</w:t>
+            </w:r>
+            <w:r>
+              <w:rPr>
+                <w:lang w:val="es-AR"/>
+              </w:rPr>
+              <w:t>5</w:t>
+            </w:r>
+            <w:r>
+              <w:rPr>
+                <w:lang w:val="es-AR"/>
+              </w:rPr>
+              <w:t xml:space="preserve"> tipos de alertas</w:t>
+            </w:r>
+          </w:p>
+        </w:tc>
+        <w:tc>
+          <w:tcPr>
+            <w:tcW w:w="2126" w:type="dxa"/>
           </w:tcPr>
           <w:p>
             <w:pPr>
@@ -4121,13 +4325,13 @@
               <w:rPr>
                 <w:lang w:val="es-AR"/>
               </w:rPr>
-              <w:t>[Completar después de la ejecución real]</w:t>
-            </w:r>
-          </w:p>
-        </w:tc>
-        <w:tc>
-          <w:tcPr>
-            <w:tcW w:w="1881" w:type="dxa"/>
+              <w:t>Si</w:t>
+            </w:r>
+          </w:p>
+        </w:tc>
+        <w:tc>
+          <w:tcPr>
+            <w:tcW w:w="4111" w:type="dxa"/>
           </w:tcPr>
           <w:p>
             <w:pPr>
@@ -4139,7 +4343,7 @@
               <w:rPr>
                 <w:lang w:val="es-AR"/>
               </w:rPr>
-              <w:t>[Completar después de la ejecución real]</w:t>
+              <w:t>Se recorrieron diferentes secciones de Juice Shop mediante el navegador iniciado desde ZAP. El análisis fue exclusivamente pasivo.</w:t>
             </w:r>
           </w:p>
         </w:tc>
@@ -4147,7 +4351,7 @@
       <w:tr>
         <w:tc>
           <w:tcPr>
-            <w:tcW w:w="1881" w:type="dxa"/>
+            <w:tcW w:w="1134" w:type="dxa"/>
           </w:tcPr>
           <w:p>
             <w:pPr>
@@ -4159,13 +4363,13 @@
               <w:rPr>
                 <w:lang w:val="es-AR"/>
               </w:rPr>
-              <w:t>[Completar después de la ejecución real]</w:t>
-            </w:r>
-          </w:p>
-        </w:tc>
-        <w:tc>
-          <w:tcPr>
-            <w:tcW w:w="1881" w:type="dxa"/>
+              <w:t>21/9</w:t>
+            </w:r>
+          </w:p>
+        </w:tc>
+        <w:tc>
+          <w:tcPr>
+            <w:tcW w:w="2268" w:type="dxa"/>
           </w:tcPr>
           <w:p>
             <w:pPr>
@@ -4177,13 +4381,21 @@
               <w:rPr>
                 <w:lang w:val="es-AR"/>
               </w:rPr>
-              <w:t>[Completar después de la ejecución real]</w:t>
-            </w:r>
-          </w:p>
-        </w:tc>
-        <w:tc>
-          <w:tcPr>
-            <w:tcW w:w="1881" w:type="dxa"/>
+              <w:t xml:space="preserve">Burgos </w:t>
+            </w:r>
+            <w:proofErr w:type="spellStart"/>
+            <w:r>
+              <w:rPr>
+                <w:lang w:val="es-AR"/>
+              </w:rPr>
+              <w:t>Benjamin</w:t>
+            </w:r>
+            <w:proofErr w:type="spellEnd"/>
+          </w:p>
+        </w:tc>
+        <w:tc>
+          <w:tcPr>
+            <w:tcW w:w="2127" w:type="dxa"/>
           </w:tcPr>
           <w:p>
             <w:pPr>
@@ -4195,13 +4407,25 @@
               <w:rPr>
                 <w:lang w:val="es-AR"/>
               </w:rPr>
-              <w:t>[Completar después de la ejecución real]</w:t>
-            </w:r>
-          </w:p>
-        </w:tc>
-        <w:tc>
-          <w:tcPr>
-            <w:tcW w:w="1881" w:type="dxa"/>
+              <w:t>1</w:t>
+            </w:r>
+            <w:r>
+              <w:rPr>
+                <w:lang w:val="es-AR"/>
+              </w:rPr>
+              <w:t>7</w:t>
+            </w:r>
+            <w:r>
+              <w:rPr>
+                <w:lang w:val="es-AR"/>
+              </w:rPr>
+              <w:t xml:space="preserve"> tipos de alertas</w:t>
+            </w:r>
+          </w:p>
+        </w:tc>
+        <w:tc>
+          <w:tcPr>
+            <w:tcW w:w="2126" w:type="dxa"/>
           </w:tcPr>
           <w:p>
             <w:pPr>
@@ -4213,13 +4437,13 @@
               <w:rPr>
                 <w:lang w:val="es-AR"/>
               </w:rPr>
-              <w:t>[Completar después de la ejecución real]</w:t>
-            </w:r>
-          </w:p>
-        </w:tc>
-        <w:tc>
-          <w:tcPr>
-            <w:tcW w:w="1881" w:type="dxa"/>
+              <w:t>Si</w:t>
+            </w:r>
+          </w:p>
+        </w:tc>
+        <w:tc>
+          <w:tcPr>
+            <w:tcW w:w="4111" w:type="dxa"/>
           </w:tcPr>
           <w:p>
             <w:pPr>
@@ -4231,7 +4455,7 @@
               <w:rPr>
                 <w:lang w:val="es-AR"/>
               </w:rPr>
-              <w:t>[Completar después de la ejecución real]</w:t>
+              <w:t>ZAP registró y analizó el tráfico generado durante la navegación por Juice Shop. No se ejecutaron ataques ni escaneo activo.</w:t>
             </w:r>
           </w:p>
         </w:tc>
@@ -4239,7 +4463,7 @@
       <w:tr>
         <w:tc>
           <w:tcPr>
-            <w:tcW w:w="1881" w:type="dxa"/>
+            <w:tcW w:w="1134" w:type="dxa"/>
           </w:tcPr>
           <w:p>
             <w:pPr>
@@ -4251,13 +4475,19 @@
               <w:rPr>
                 <w:lang w:val="es-AR"/>
               </w:rPr>
-              <w:t>[Completar después de la ejecución real]</w:t>
-            </w:r>
-          </w:p>
-        </w:tc>
-        <w:tc>
-          <w:tcPr>
-            <w:tcW w:w="1881" w:type="dxa"/>
+              <w:t>19</w:t>
+            </w:r>
+            <w:r>
+              <w:rPr>
+                <w:lang w:val="es-AR"/>
+              </w:rPr>
+              <w:t>/9</w:t>
+            </w:r>
+          </w:p>
+        </w:tc>
+        <w:tc>
+          <w:tcPr>
+            <w:tcW w:w="2268" w:type="dxa"/>
           </w:tcPr>
           <w:p>
             <w:pPr>
@@ -4269,13 +4499,13 @@
               <w:rPr>
                 <w:lang w:val="es-AR"/>
               </w:rPr>
-              <w:t>[Completar después de la ejecución real]</w:t>
-            </w:r>
-          </w:p>
-        </w:tc>
-        <w:tc>
-          <w:tcPr>
-            <w:tcW w:w="1881" w:type="dxa"/>
+              <w:t>Ariel Romano</w:t>
+            </w:r>
+          </w:p>
+        </w:tc>
+        <w:tc>
+          <w:tcPr>
+            <w:tcW w:w="2127" w:type="dxa"/>
           </w:tcPr>
           <w:p>
             <w:pPr>
@@ -4287,13 +4517,25 @@
               <w:rPr>
                 <w:lang w:val="es-AR"/>
               </w:rPr>
-              <w:t>[Completar después de la ejecución real]</w:t>
-            </w:r>
-          </w:p>
-        </w:tc>
-        <w:tc>
-          <w:tcPr>
-            <w:tcW w:w="1881" w:type="dxa"/>
+              <w:t>1</w:t>
+            </w:r>
+            <w:r>
+              <w:rPr>
+                <w:lang w:val="es-AR"/>
+              </w:rPr>
+              <w:t>3</w:t>
+            </w:r>
+            <w:r>
+              <w:rPr>
+                <w:lang w:val="es-AR"/>
+              </w:rPr>
+              <w:t xml:space="preserve"> tipos de alertas</w:t>
+            </w:r>
+          </w:p>
+        </w:tc>
+        <w:tc>
+          <w:tcPr>
+            <w:tcW w:w="2126" w:type="dxa"/>
           </w:tcPr>
           <w:p>
             <w:pPr>
@@ -4305,13 +4547,13 @@
               <w:rPr>
                 <w:lang w:val="es-AR"/>
               </w:rPr>
-              <w:t>[Completar después de la ejecución real]</w:t>
-            </w:r>
-          </w:p>
-        </w:tc>
-        <w:tc>
-          <w:tcPr>
-            <w:tcW w:w="1881" w:type="dxa"/>
+              <w:t>Si</w:t>
+            </w:r>
+          </w:p>
+        </w:tc>
+        <w:tc>
+          <w:tcPr>
+            <w:tcW w:w="4111" w:type="dxa"/>
           </w:tcPr>
           <w:p>
             <w:pPr>
@@ -4323,7 +4565,7 @@
               <w:rPr>
                 <w:lang w:val="es-AR"/>
               </w:rPr>
-              <w:t>[Completar después de la ejecución real]</w:t>
+              <w:t>Se realizó correctamente la exploración del entorno local y se obtuvieron alertas mediante el análisis pasivo de ZAP</w:t>
             </w:r>
           </w:p>
         </w:tc>
@@ -4331,19 +4573,6 @@
     </w:tbl>
     <w:p>
       <w:pPr>
-        <w:rPr>
-          <w:lang w:val="es-AR"/>
-        </w:rPr>
-      </w:pPr>
-      <w:r>
-        <w:rPr>
-          <w:lang w:val="es-AR"/>
-        </w:rPr>
-        <w:t>Importante: esta sección queda deliberadamente sin resultados inventados. Los números, nombres de alertas y capturas deben provenir de la corrida real del equipo.</w:t>
-      </w:r>
-    </w:p>
-    <w:p>
-      <w:pPr>
         <w:pStyle w:val="Ttulo1"/>
         <w:rPr>
           <w:lang w:val="es-AR"/>
@@ -4353,6 +4582,7 @@
         <w:rPr>
           <w:lang w:val="es-AR"/>
         </w:rPr>
+        <w:lastRenderedPageBreak/>
         <w:t>10. Repositorio Git</w:t>
       </w:r>
     </w:p>
@@ -4366,7 +4596,62 @@
         <w:rPr>
           <w:lang w:val="es-AR"/>
         </w:rPr>
-        <w:t xml:space="preserve">El repositorio debe demostrar participación distribuida. Cada integrante realizará al menos un </w:t>
+        <w:t xml:space="preserve">Para garantizar la </w:t>
+      </w:r>
+      <w:proofErr w:type="spellStart"/>
+      <w:r>
+        <w:rPr>
+          <w:lang w:val="es-AR"/>
+        </w:rPr>
+        <w:t>trasabilidad</w:t>
+      </w:r>
+      <w:proofErr w:type="spellEnd"/>
+      <w:r>
+        <w:rPr>
+          <w:lang w:val="es-AR"/>
+        </w:rPr>
+        <w:t xml:space="preserve"> de el trabajo realizado durante el sprint 1 el equipo creo un repositorio compartido en </w:t>
+      </w:r>
+      <w:proofErr w:type="spellStart"/>
+      <w:r>
+        <w:rPr>
+          <w:lang w:val="es-AR"/>
+        </w:rPr>
+        <w:t>github</w:t>
+      </w:r>
+      <w:proofErr w:type="spellEnd"/>
+      <w:r>
+        <w:rPr>
+          <w:lang w:val="es-AR"/>
+        </w:rPr>
+        <w:t xml:space="preserve"> en el cual se </w:t>
+      </w:r>
+      <w:proofErr w:type="spellStart"/>
+      <w:r>
+        <w:rPr>
+          <w:lang w:val="es-AR"/>
+        </w:rPr>
+        <w:t>organizo</w:t>
+      </w:r>
+      <w:proofErr w:type="spellEnd"/>
+      <w:r>
+        <w:rPr>
+          <w:lang w:val="es-AR"/>
+        </w:rPr>
+        <w:t xml:space="preserve"> la documentación los reportes y las evidencias correspondientes al proyecto.</w:t>
+      </w:r>
+      <w:r>
+        <w:rPr>
+          <w:lang w:val="es-AR"/>
+        </w:rPr>
+        <w:br/>
+      </w:r>
+      <w:r>
+        <w:rPr>
+          <w:lang w:val="es-AR"/>
+        </w:rPr>
+        <w:br/>
+        <w:t xml:space="preserve">El repositorio fue compartido entre los 4 integrantes del equipo, cada integrante realizo al menos 1 </w:t>
       </w:r>
       <w:proofErr w:type="spellStart"/>
       <w:r>
@@ -4380,86 +4665,110 @@
         <w:rPr>
           <w:lang w:val="es-AR"/>
         </w:rPr>
-        <w:t xml:space="preserve"> identificable. El README explicará el objetivo del Sprint 1, requisitos, instalación de Juice Shop, ejecución del laboratorio y ubicación de evidencias/reportes.</w:t>
-      </w:r>
-    </w:p>
-    <w:p>
-      <w:pPr>
-        <w:rPr>
-          <w:lang w:val="es-AR"/>
-        </w:rPr>
-      </w:pPr>
-      <w:r>
-        <w:rPr>
-          <w:lang w:val="es-AR"/>
-        </w:rPr>
-        <w:lastRenderedPageBreak/>
-        <w:t>Estructura sugerida:</w:t>
-      </w:r>
-    </w:p>
-    <w:p>
-      <w:pPr>
-        <w:pBdr>
-          <w:top w:val="nil"/>
-          <w:left w:val="nil"/>
-          <w:bottom w:val="single" w:sz="4" w:space="4" w:color="4F81BD"/>
-          <w:right w:val="nil"/>
-          <w:between w:val="nil"/>
-        </w:pBdr>
-        <w:spacing w:before="200" w:after="280"/>
-        <w:ind w:left="936" w:right="936"/>
-        <w:rPr>
-          <w:b/>
-          <w:bCs/>
-          <w:i/>
-          <w:iCs/>
-          <w:color w:val="4F81BD"/>
-          <w:lang w:val="es-AR"/>
-        </w:rPr>
-      </w:pPr>
-      <w:r>
-        <w:rPr>
-          <w:b/>
-          <w:bCs/>
-          <w:i/>
-          <w:iCs/>
-          <w:color w:val="4F81BD"/>
-          <w:lang w:val="es-AR"/>
-        </w:rPr>
-        <w:t>Repositorio/</w:t>
-      </w:r>
-      <w:r>
-        <w:rPr>
-          <w:b/>
-          <w:bCs/>
-          <w:i/>
-          <w:iCs/>
-          <w:color w:val="4F81BD"/>
-          <w:lang w:val="es-AR"/>
-        </w:rPr>
-        <w:br/>
-        <w:t>├── README.md</w:t>
-      </w:r>
-      <w:r>
-        <w:rPr>
-          <w:b/>
-          <w:bCs/>
-          <w:i/>
-          <w:iCs/>
-          <w:color w:val="4F81BD"/>
-          <w:lang w:val="es-AR"/>
-        </w:rPr>
-        <w:br/>
-        <w:t>├─</w:t>
+        <w:t xml:space="preserve"> desde su propia cuenta permitiendo identificar su participación durante el sprint</w:t>
+      </w:r>
+    </w:p>
+    <w:p>
+      <w:pPr>
+        <w:rPr>
+          <w:color w:val="1F497D" w:themeColor="text2"/>
+          <w:sz w:val="20"/>
+          <w:szCs w:val="20"/>
+          <w:lang w:val="es-AR"/>
+        </w:rPr>
+      </w:pPr>
+      <w:r>
+        <w:rPr>
+          <w:color w:val="1F497D" w:themeColor="text2"/>
+          <w:sz w:val="20"/>
+          <w:szCs w:val="20"/>
+          <w:lang w:val="es-AR"/>
+        </w:rPr>
+        <w:t>OWASP_ZAP_SENTINELA_SEGURIDAD/</w:t>
+      </w:r>
+    </w:p>
+    <w:p>
+      <w:pPr>
+        <w:rPr>
+          <w:color w:val="1F497D" w:themeColor="text2"/>
+          <w:sz w:val="20"/>
+          <w:szCs w:val="20"/>
+          <w:lang w:val="es-AR"/>
+        </w:rPr>
+      </w:pPr>
+      <w:r>
+        <w:rPr>
+          <w:color w:val="1F497D" w:themeColor="text2"/>
+          <w:sz w:val="20"/>
+          <w:szCs w:val="20"/>
+          <w:lang w:val="es-AR"/>
+        </w:rPr>
+        <w:t>│</w:t>
+      </w:r>
+    </w:p>
+    <w:p>
+      <w:pPr>
+        <w:rPr>
+          <w:color w:val="1F497D" w:themeColor="text2"/>
+          <w:sz w:val="20"/>
+          <w:szCs w:val="20"/>
+          <w:lang w:val="es-AR"/>
+        </w:rPr>
+      </w:pPr>
+      <w:r>
+        <w:rPr>
+          <w:rFonts w:ascii="Arial" w:hAnsi="Arial" w:cs="Arial"/>
+          <w:color w:val="1F497D" w:themeColor="text2"/>
+          <w:sz w:val="20"/>
+          <w:szCs w:val="20"/>
+          <w:lang w:val="es-AR"/>
+        </w:rPr>
+        <w:t>├</w:t>
+      </w:r>
+      <w:r>
+        <w:rPr>
+          <w:color w:val="1F497D" w:themeColor="text2"/>
+          <w:sz w:val="20"/>
+          <w:szCs w:val="20"/>
+          <w:lang w:val="es-AR"/>
+        </w:rPr>
+        <w:t>── README.md</w:t>
+      </w:r>
+    </w:p>
+    <w:p>
+      <w:pPr>
+        <w:rPr>
+          <w:color w:val="1F497D" w:themeColor="text2"/>
+          <w:sz w:val="20"/>
+          <w:szCs w:val="20"/>
+          <w:lang w:val="es-AR"/>
+        </w:rPr>
+      </w:pPr>
+      <w:r>
+        <w:rPr>
+          <w:rFonts w:ascii="Arial" w:hAnsi="Arial" w:cs="Arial"/>
+          <w:color w:val="1F497D" w:themeColor="text2"/>
+          <w:sz w:val="20"/>
+          <w:szCs w:val="20"/>
+          <w:lang w:val="es-AR"/>
+        </w:rPr>
+        <w:t>├</w:t>
+      </w:r>
+      <w:r>
+        <w:rPr>
+          <w:color w:val="1F497D" w:themeColor="text2"/>
+          <w:sz w:val="20"/>
+          <w:szCs w:val="20"/>
+          <w:lang w:val="es-AR"/>
+        </w:rPr>
+        <w:t>─</w:t>
       </w:r>
       <w:proofErr w:type="gramStart"/>
       <w:r>
         <w:rPr>
-          <w:b/>
-          <w:bCs/>
-          <w:i/>
-          <w:iCs/>
-          <w:color w:val="4F81BD"/>
+          <w:color w:val="1F497D" w:themeColor="text2"/>
+          <w:sz w:val="20"/>
+          <w:szCs w:val="20"/>
           <w:lang w:val="es-AR"/>
         </w:rPr>
         <w:t>─ .</w:t>
@@ -4467,160 +4776,274 @@
       <w:proofErr w:type="spellStart"/>
       <w:r>
         <w:rPr>
-          <w:b/>
-          <w:bCs/>
-          <w:i/>
-          <w:iCs/>
-          <w:color w:val="4F81BD"/>
+          <w:color w:val="1F497D" w:themeColor="text2"/>
+          <w:sz w:val="20"/>
+          <w:szCs w:val="20"/>
           <w:lang w:val="es-AR"/>
         </w:rPr>
         <w:t>gitignore</w:t>
       </w:r>
       <w:proofErr w:type="spellEnd"/>
       <w:proofErr w:type="gramEnd"/>
-      <w:r>
-        <w:rPr>
-          <w:b/>
-          <w:bCs/>
-          <w:i/>
-          <w:iCs/>
-          <w:color w:val="4F81BD"/>
-          <w:lang w:val="es-AR"/>
-        </w:rPr>
-        <w:br/>
-        <w:t xml:space="preserve">├── </w:t>
-      </w:r>
-      <w:proofErr w:type="spellStart"/>
-      <w:r>
-        <w:rPr>
-          <w:b/>
-          <w:bCs/>
-          <w:i/>
-          <w:iCs/>
-          <w:color w:val="4F81BD"/>
-          <w:lang w:val="es-AR"/>
-        </w:rPr>
-        <w:t>docs</w:t>
-      </w:r>
-      <w:proofErr w:type="spellEnd"/>
-      <w:r>
-        <w:rPr>
-          <w:b/>
-          <w:bCs/>
-          <w:i/>
-          <w:iCs/>
-          <w:color w:val="4F81BD"/>
+    </w:p>
+    <w:p>
+      <w:pPr>
+        <w:rPr>
+          <w:color w:val="1F497D" w:themeColor="text2"/>
+          <w:sz w:val="20"/>
+          <w:szCs w:val="20"/>
+          <w:lang w:val="es-AR"/>
+        </w:rPr>
+      </w:pPr>
+      <w:r>
+        <w:rPr>
+          <w:rFonts w:ascii="Arial" w:hAnsi="Arial" w:cs="Arial"/>
+          <w:color w:val="1F497D" w:themeColor="text2"/>
+          <w:sz w:val="20"/>
+          <w:szCs w:val="20"/>
+          <w:lang w:val="es-AR"/>
+        </w:rPr>
+        <w:t>├</w:t>
+      </w:r>
+      <w:r>
+        <w:rPr>
+          <w:color w:val="1F497D" w:themeColor="text2"/>
+          <w:sz w:val="20"/>
+          <w:szCs w:val="20"/>
+          <w:lang w:val="es-AR"/>
+        </w:rPr>
+        <w:t xml:space="preserve">── </w:t>
+      </w:r>
+      <w:r>
+        <w:rPr>
+          <w:color w:val="1F497D" w:themeColor="text2"/>
+          <w:sz w:val="20"/>
+          <w:szCs w:val="20"/>
+          <w:lang w:val="es-AR"/>
+        </w:rPr>
+        <w:t>Bitacora_Sprint1_Grupo5.xlsx</w:t>
+      </w:r>
+    </w:p>
+    <w:p>
+      <w:pPr>
+        <w:rPr>
+          <w:color w:val="1F497D" w:themeColor="text2"/>
+          <w:sz w:val="20"/>
+          <w:szCs w:val="20"/>
+          <w:lang w:val="es-AR"/>
+        </w:rPr>
+      </w:pPr>
+      <w:r>
+        <w:rPr>
+          <w:color w:val="1F497D" w:themeColor="text2"/>
+          <w:sz w:val="20"/>
+          <w:szCs w:val="20"/>
+          <w:lang w:val="es-AR"/>
+        </w:rPr>
+        <w:t>│</w:t>
+      </w:r>
+    </w:p>
+    <w:p>
+      <w:pPr>
+        <w:rPr>
+          <w:color w:val="1F497D" w:themeColor="text2"/>
+          <w:sz w:val="20"/>
+          <w:szCs w:val="20"/>
+          <w:lang w:val="es-AR"/>
+        </w:rPr>
+      </w:pPr>
+      <w:r>
+        <w:rPr>
+          <w:rFonts w:ascii="Arial" w:hAnsi="Arial" w:cs="Arial"/>
+          <w:color w:val="1F497D" w:themeColor="text2"/>
+          <w:sz w:val="20"/>
+          <w:szCs w:val="20"/>
+          <w:lang w:val="es-AR"/>
+        </w:rPr>
+        <w:t>├</w:t>
+      </w:r>
+      <w:r>
+        <w:rPr>
+          <w:color w:val="1F497D" w:themeColor="text2"/>
+          <w:sz w:val="20"/>
+          <w:szCs w:val="20"/>
+          <w:lang w:val="es-AR"/>
+        </w:rPr>
+        <w:t xml:space="preserve">── </w:t>
+      </w:r>
+      <w:proofErr w:type="spellStart"/>
+      <w:r>
+        <w:rPr>
+          <w:color w:val="1F497D" w:themeColor="text2"/>
+          <w:sz w:val="20"/>
+          <w:szCs w:val="20"/>
+          <w:lang w:val="es-AR"/>
+        </w:rPr>
+        <w:t>Carpeta_Evidencias</w:t>
+      </w:r>
+      <w:proofErr w:type="spellEnd"/>
+      <w:r>
+        <w:rPr>
+          <w:color w:val="1F497D" w:themeColor="text2"/>
+          <w:sz w:val="20"/>
+          <w:szCs w:val="20"/>
           <w:lang w:val="es-AR"/>
         </w:rPr>
         <w:t>/</w:t>
       </w:r>
-      <w:r>
-        <w:rPr>
-          <w:b/>
-          <w:bCs/>
-          <w:i/>
-          <w:iCs/>
-          <w:color w:val="4F81BD"/>
-          <w:lang w:val="es-AR"/>
-        </w:rPr>
-        <w:br/>
-        <w:t>│   └── notas_sprint1.md</w:t>
-      </w:r>
-      <w:r>
-        <w:rPr>
-          <w:b/>
-          <w:bCs/>
-          <w:i/>
-          <w:iCs/>
-          <w:color w:val="4F81BD"/>
-          <w:lang w:val="es-AR"/>
-        </w:rPr>
-        <w:br/>
-        <w:t>├── reportes/</w:t>
-      </w:r>
-      <w:r>
-        <w:rPr>
-          <w:b/>
-          <w:bCs/>
-          <w:i/>
-          <w:iCs/>
-          <w:color w:val="4F81BD"/>
-          <w:lang w:val="es-AR"/>
-        </w:rPr>
-        <w:br/>
-        <w:t>│   └── .</w:t>
-      </w:r>
-      <w:proofErr w:type="spellStart"/>
-      <w:r>
-        <w:rPr>
-          <w:b/>
-          <w:bCs/>
-          <w:i/>
-          <w:iCs/>
-          <w:color w:val="4F81BD"/>
-          <w:lang w:val="es-AR"/>
-        </w:rPr>
-        <w:t>gitkeep</w:t>
-      </w:r>
-      <w:proofErr w:type="spellEnd"/>
-      <w:r>
-        <w:rPr>
-          <w:b/>
-          <w:bCs/>
-          <w:i/>
-          <w:iCs/>
-          <w:color w:val="4F81BD"/>
-          <w:lang w:val="es-AR"/>
-        </w:rPr>
-        <w:br/>
-        <w:t>└── evidencias/</w:t>
-      </w:r>
-      <w:r>
-        <w:rPr>
-          <w:b/>
-          <w:bCs/>
-          <w:i/>
-          <w:iCs/>
-          <w:color w:val="4F81BD"/>
-          <w:lang w:val="es-AR"/>
-        </w:rPr>
-        <w:br/>
-        <w:t xml:space="preserve">    └── README.md</w:t>
-      </w:r>
-    </w:p>
-    <w:p>
-      <w:pPr>
-        <w:rPr>
-          <w:lang w:val="es-AR"/>
-        </w:rPr>
-      </w:pPr>
-      <w:r>
-        <w:rPr>
-          <w:lang w:val="es-AR"/>
-        </w:rPr>
-        <w:t>No deben subirse credenciales, tokens, claves, datos personales reales ni archivos innecesarios del entorno local.</w:t>
-      </w:r>
+    </w:p>
+    <w:p>
+      <w:pPr>
+        <w:rPr>
+          <w:color w:val="1F497D" w:themeColor="text2"/>
+          <w:sz w:val="20"/>
+          <w:szCs w:val="20"/>
+          <w:lang w:val="es-AR"/>
+        </w:rPr>
+      </w:pPr>
+      <w:r>
+        <w:rPr>
+          <w:color w:val="1F497D" w:themeColor="text2"/>
+          <w:sz w:val="20"/>
+          <w:szCs w:val="20"/>
+          <w:lang w:val="es-AR"/>
+        </w:rPr>
+        <w:t xml:space="preserve">│   └── </w:t>
+      </w:r>
+      <w:r>
+        <w:rPr>
+          <w:color w:val="1F497D" w:themeColor="text2"/>
+          <w:sz w:val="20"/>
+          <w:szCs w:val="20"/>
+          <w:lang w:val="es-AR"/>
+        </w:rPr>
+        <w:t>Capturas/</w:t>
+      </w:r>
+    </w:p>
+    <w:p>
+      <w:pPr>
+        <w:rPr>
+          <w:color w:val="1F497D" w:themeColor="text2"/>
+          <w:sz w:val="20"/>
+          <w:szCs w:val="20"/>
+          <w:lang w:val="es-AR"/>
+        </w:rPr>
+      </w:pPr>
+      <w:r>
+        <w:rPr>
+          <w:color w:val="1F497D" w:themeColor="text2"/>
+          <w:sz w:val="20"/>
+          <w:szCs w:val="20"/>
+          <w:lang w:val="es-AR"/>
+        </w:rPr>
+        <w:t>│</w:t>
+      </w:r>
+      <w:r>
+        <w:rPr>
+          <w:color w:val="1F497D" w:themeColor="text2"/>
+          <w:sz w:val="20"/>
+          <w:szCs w:val="20"/>
+          <w:lang w:val="es-AR"/>
+        </w:rPr>
+        <w:t xml:space="preserve">   </w:t>
+      </w:r>
+      <w:r>
+        <w:rPr>
+          <w:color w:val="1F497D" w:themeColor="text2"/>
+          <w:sz w:val="20"/>
+          <w:szCs w:val="20"/>
+          <w:lang w:val="es-AR"/>
+        </w:rPr>
+        <w:t xml:space="preserve">└── </w:t>
+      </w:r>
+      <w:r>
+        <w:rPr>
+          <w:color w:val="1F497D" w:themeColor="text2"/>
+          <w:sz w:val="20"/>
+          <w:szCs w:val="20"/>
+          <w:lang w:val="es-AR"/>
+        </w:rPr>
+        <w:t>reportes/</w:t>
+      </w:r>
+    </w:p>
+    <w:p>
+      <w:pPr>
+        <w:rPr>
+          <w:color w:val="1F497D" w:themeColor="text2"/>
+          <w:sz w:val="20"/>
+          <w:szCs w:val="20"/>
+          <w:lang w:val="es-AR"/>
+        </w:rPr>
+      </w:pPr>
+      <w:r>
+        <w:rPr>
+          <w:color w:val="1F497D" w:themeColor="text2"/>
+          <w:sz w:val="20"/>
+          <w:szCs w:val="20"/>
+          <w:lang w:val="es-AR"/>
+        </w:rPr>
+        <w:t>│</w:t>
+      </w:r>
+    </w:p>
+    <w:p>
+      <w:pPr>
+        <w:rPr>
+          <w:color w:val="1F497D" w:themeColor="text2"/>
+          <w:sz w:val="20"/>
+          <w:szCs w:val="20"/>
+          <w:lang w:val="es-AR"/>
+        </w:rPr>
+      </w:pPr>
+      <w:r>
+        <w:rPr>
+          <w:color w:val="1F497D" w:themeColor="text2"/>
+          <w:sz w:val="20"/>
+          <w:szCs w:val="20"/>
+          <w:lang w:val="es-AR"/>
+        </w:rPr>
+        <w:t>└── Documento_Sprint1_Grupo5_OWASP_ZAP.docx</w:t>
+      </w:r>
+    </w:p>
+    <w:p>
+      <w:pPr>
+        <w:rPr>
+          <w:color w:val="1F497D" w:themeColor="text2"/>
+          <w:sz w:val="20"/>
+          <w:szCs w:val="20"/>
+          <w:lang w:val="es-AR"/>
+        </w:rPr>
+      </w:pPr>
+      <w:r>
+        <w:rPr>
+          <w:color w:val="1F497D" w:themeColor="text2"/>
+          <w:sz w:val="20"/>
+          <w:szCs w:val="20"/>
+          <w:lang w:val="es-AR"/>
+        </w:rPr>
+        <w:t xml:space="preserve"> └── </w:t>
+      </w:r>
+      <w:hyperlink r:id="rId6" w:tooltip="Links_Externos.txt" w:history="1">
+        <w:r>
+          <w:rPr>
+            <w:color w:val="4F81BD" w:themeColor="accent1"/>
+          </w:rPr>
+          <w:t>Links_Externos.txt</w:t>
+        </w:r>
+      </w:hyperlink>
     </w:p>
     <w:p>
       <w:pPr>
         <w:pStyle w:val="Ttulo1"/>
-      </w:pPr>
-      <w:r>
-        <w:t xml:space="preserve">11. </w:t>
-      </w:r>
-      <w:proofErr w:type="spellStart"/>
-      <w:r>
-        <w:t>Evidencias</w:t>
-      </w:r>
-      <w:proofErr w:type="spellEnd"/>
-      <w:r>
-        <w:t xml:space="preserve"> </w:t>
-      </w:r>
-      <w:proofErr w:type="spellStart"/>
-      <w:r>
-        <w:t>obligatorias</w:t>
-      </w:r>
-      <w:proofErr w:type="spellEnd"/>
+        <w:rPr>
+          <w:lang w:val="es-AR"/>
+        </w:rPr>
+      </w:pPr>
+      <w:r>
+        <w:rPr>
+          <w:lang w:val="es-AR"/>
+        </w:rPr>
+        <w:t>11. Evidencias obligatorias</w:t>
+      </w:r>
     </w:p>
     <w:p>
       <w:pPr>
@@ -4817,7 +5240,14 @@
         <w:rPr>
           <w:lang w:val="es-AR"/>
         </w:rPr>
-        <w:t>El video debe ser personal y no leído mecánicamente. Puede seguir este orden: presentación breve; mostrar ZAP instalado; mostrar Juice Shop ejecutándose en localhost; explicar que Juice Shop es un entorno deliberadamente vulnerable y autorizado; explicar que el escaneo pasivo observa y analiza el tráfico normal, mientras que el activo envía solicitudes diseñadas para comprobar vulnerabilidades; mostrar el árbol de sitios/alertas del análisis pasivo; cerrar indicando que el escaneo activo se reserva para el Sprint 2 y solo dentro del alcance autorizado.</w:t>
+        <w:t xml:space="preserve">El video debe ser personal y no leído mecánicamente. Puede seguir este orden: presentación breve; mostrar ZAP instalado; mostrar Juice Shop ejecutándose en localhost; explicar que Juice Shop es un entorno deliberadamente vulnerable y autorizado; explicar que el escaneo pasivo </w:t>
+      </w:r>
+      <w:r>
+        <w:rPr>
+          <w:lang w:val="es-AR"/>
+        </w:rPr>
+        <w:lastRenderedPageBreak/>
+        <w:t>observa y analiza el tráfico normal, mientras que el activo envía solicitudes diseñadas para comprobar vulnerabilidades; mostrar el árbol de sitios/alertas del análisis pasivo; cerrar indicando que el escaneo activo se reserva para el Sprint 2 y solo dentro del alcance autorizado.</w:t>
       </w:r>
     </w:p>
     <w:p>
@@ -4858,7 +5288,6 @@
         <w:rPr>
           <w:lang w:val="es-AR"/>
         </w:rPr>
-        <w:lastRenderedPageBreak/>
         <w:t>14. Diferencias entre lo planeado y lo ejecutado</w:t>
       </w:r>
     </w:p>
@@ -5089,6 +5518,7 @@
         <w:rPr>
           <w:color w:val="000000"/>
         </w:rPr>
+        <w:lastRenderedPageBreak/>
         <w:t>OWASP Foundation. (s. f.). OWASP Web Security Testing Guide. https://owasp.org/www-project-web-security-testing-guide/</w:t>
       </w:r>
     </w:p>
@@ -5257,7 +5687,6 @@
         <w:rPr>
           <w:color w:val="000000"/>
         </w:rPr>
-        <w:lastRenderedPageBreak/>
         <w:t>National Vulnerability Database. (2021). CVE-2021-44228 detail. National Institute of Standards and Technology. https://nvd.nist.gov/vuln/detail/CVE-2021-44228</w:t>
       </w:r>
     </w:p>
@@ -5589,6 +6018,7 @@
         <w:rPr>
           <w:lang w:val="es-AR"/>
         </w:rPr>
+        <w:lastRenderedPageBreak/>
         <w:t>☐ Bitácora Excel actualizada.</w:t>
       </w:r>
     </w:p>
@@ -6251,7 +6681,6 @@
   <w:style w:type="character" w:default="1" w:styleId="Fuentedeprrafopredeter">
     <w:name w:val="Default Paragraph Font"/>
     <w:uiPriority w:val="1"/>
-    <w:semiHidden/>
     <w:unhideWhenUsed/>
   </w:style>
   <w:style w:type="table" w:default="1" w:styleId="Tablanormal">
@@ -6411,6 +6840,29 @@
       <w:rFonts w:ascii="Courier New" w:eastAsia="Times New Roman" w:hAnsi="Courier New" w:cs="Courier New"/>
       <w:sz w:val="20"/>
       <w:szCs w:val="20"/>
+    </w:rPr>
+  </w:style>
+  <w:style w:type="character" w:styleId="Textoennegrita">
+    <w:name w:val="Strong"/>
+    <w:basedOn w:val="Fuentedeprrafopredeter"/>
+    <w:uiPriority w:val="22"/>
+    <w:qFormat/>
+    <w:rsid w:val="00B90D30"/>
+    <w:rPr>
+      <w:b/>
+      <w:bCs/>
+    </w:rPr>
+  </w:style>
+  <w:style w:type="character" w:styleId="Hipervnculo">
+    <w:name w:val="Hyperlink"/>
+    <w:basedOn w:val="Fuentedeprrafopredeter"/>
+    <w:uiPriority w:val="99"/>
+    <w:semiHidden/>
+    <w:unhideWhenUsed/>
+    <w:rsid w:val="00B90D30"/>
+    <w:rPr>
+      <w:color w:val="0000FF"/>
+      <w:u w:val="single"/>
     </w:rPr>
   </w:style>
 </w:styles>
